--- a/Especializacion/Evaluaciones/2026-2/Fichas de evaluacion/02 - G-002 - Plataforma turistica PWA Rivera Huila/2 - Hoja de respuestas.docx
+++ b/Especializacion/Evaluaciones/2026-2/Fichas de evaluacion/02 - G-002 - Plataforma turistica PWA Rivera Huila/2 - Hoja de respuestas.docx
@@ -250,7 +250,7 @@
           <w:color w:val="2B2B2B"/>
           <w:sz w:val="22"/>
         </w:rPr>
-        <w:t xml:space="preserve"> ________________________</w:t>
+        <w:t xml:space="preserve"> _________________</w:t>
       </w:r>
     </w:p>
     <w:p>
@@ -284,7 +284,7 @@
           <w:color w:val="2B2B2B"/>
           <w:sz w:val="22"/>
         </w:rPr>
-        <w:t>Ferney Acosta Quimbaya: ______________________________________________________</w:t>
+        <w:t>Ferney Acosta Quimbaya: ______________________________________________________________</w:t>
       </w:r>
     </w:p>
     <w:p>
@@ -298,7 +298,7 @@
           <w:color w:val="2B2B2B"/>
           <w:sz w:val="22"/>
         </w:rPr>
-        <w:t>Jhon Alexander Osorio Fernández: ______________________________________________________</w:t>
+        <w:t>Jhon Alexander Osorio Fernández: _______________________________________________________</w:t>
       </w:r>
     </w:p>
     <w:p>
@@ -312,7 +312,7 @@
           <w:color w:val="2B2B2B"/>
           <w:sz w:val="22"/>
         </w:rPr>
-        <w:t>Einsenwauer Alvarez Gutiérrez: ______________________________________________________</w:t>
+        <w:t>Einsenwauer Alvarez Gutiérrez: _________________________________________________________</w:t>
       </w:r>
     </w:p>
     <w:p>
@@ -362,327 +362,9 @@
           <w:color w:val="007433"/>
           <w:sz w:val="32"/>
         </w:rPr>
-        <w:t>A · MIENTRAS EXPONEN — marcar, no redactar</w:t>
+        <w:t>A · MIENTRAS EXPONEN — marcar ✓ ~ ✗ y escribir en la línea</w:t>
       </w:r>
     </w:p>
-    <w:tbl>
-      <w:tblPr>
-        <w:tblStyle w:val="TableGrid"/>
-        <w:tblW w:type="auto" w:w="0"/>
-        <w:tblLook w:firstColumn="1" w:firstRow="1" w:lastColumn="0" w:lastRow="0" w:noHBand="0" w:noVBand="1" w:val="04A0"/>
-      </w:tblPr>
-      <w:tblGrid>
-        <w:gridCol w:w="3264"/>
-        <w:gridCol w:w="3264"/>
-        <w:gridCol w:w="3264"/>
-      </w:tblGrid>
-      <w:tr>
-        <w:tc>
-          <w:tcPr>
-            <w:tcW w:type="dxa" w:w="3264"/>
-            <w:shd w:val="clear" w:fill="0C2340"/>
-            <w:shd w:val="clear" w:fill="0C2340"/>
-          </w:tcPr>
-          <w:p>
-            <w:r>
-              <w:rPr>
-                <w:rFonts w:ascii="Calibri" w:hAnsi="Calibri"/>
-                <w:b/>
-                <w:color w:val="FFFFFF"/>
-              </w:rPr>
-            </w:r>
-            <w:r>
-              <w:rPr>
-                <w:rFonts w:ascii="Calibri" w:hAnsi="Calibri"/>
-                <w:b/>
-                <w:color w:val="FFFFFF"/>
-                <w:sz w:val="21"/>
-              </w:rPr>
-              <w:t>Bloque (min esperados)</w:t>
-            </w:r>
-          </w:p>
-        </w:tc>
-        <w:tc>
-          <w:tcPr>
-            <w:tcW w:type="dxa" w:w="3264"/>
-            <w:shd w:val="clear" w:fill="0C2340"/>
-            <w:shd w:val="clear" w:fill="0C2340"/>
-          </w:tcPr>
-          <w:p>
-            <w:r>
-              <w:rPr>
-                <w:rFonts w:ascii="Calibri" w:hAnsi="Calibri"/>
-                <w:b/>
-                <w:color w:val="FFFFFF"/>
-              </w:rPr>
-            </w:r>
-            <w:r>
-              <w:rPr>
-                <w:rFonts w:ascii="Calibri" w:hAnsi="Calibri"/>
-                <w:b/>
-                <w:color w:val="FFFFFF"/>
-                <w:sz w:val="21"/>
-              </w:rPr>
-              <w:t>✓ ~ ✗</w:t>
-            </w:r>
-          </w:p>
-        </w:tc>
-        <w:tc>
-          <w:tcPr>
-            <w:tcW w:type="dxa" w:w="3264"/>
-            <w:shd w:val="clear" w:fill="0C2340"/>
-            <w:shd w:val="clear" w:fill="0C2340"/>
-          </w:tcPr>
-          <w:p>
-            <w:r>
-              <w:rPr>
-                <w:rFonts w:ascii="Calibri" w:hAnsi="Calibri"/>
-                <w:b/>
-                <w:color w:val="FFFFFF"/>
-              </w:rPr>
-            </w:r>
-            <w:r>
-              <w:rPr>
-                <w:rFonts w:ascii="Calibri" w:hAnsi="Calibri"/>
-                <w:b/>
-                <w:color w:val="FFFFFF"/>
-                <w:sz w:val="21"/>
-              </w:rPr>
-              <w:t>Una línea</w:t>
-            </w:r>
-          </w:p>
-        </w:tc>
-      </w:tr>
-      <w:tr>
-        <w:tc>
-          <w:tcPr>
-            <w:tcW w:type="dxa" w:w="3264"/>
-          </w:tcPr>
-          <w:p>
-            <w:r/>
-            <w:r>
-              <w:rPr>
-                <w:rFonts w:ascii="Calibri" w:hAnsi="Calibri"/>
-                <w:b w:val="0"/>
-                <w:color w:val="2B2B2B"/>
-                <w:sz w:val="20"/>
-              </w:rPr>
-              <w:t>Problema y pregunta (2 min)</w:t>
-            </w:r>
-          </w:p>
-        </w:tc>
-        <w:tc>
-          <w:tcPr>
-            <w:tcW w:type="dxa" w:w="3264"/>
-          </w:tcPr>
-          <w:p>
-            <w:r/>
-          </w:p>
-        </w:tc>
-        <w:tc>
-          <w:tcPr>
-            <w:tcW w:type="dxa" w:w="3264"/>
-          </w:tcPr>
-          <w:p>
-            <w:r/>
-          </w:p>
-        </w:tc>
-      </w:tr>
-      <w:tr>
-        <w:tc>
-          <w:tcPr>
-            <w:tcW w:type="dxa" w:w="3264"/>
-            <w:shd w:val="clear" w:fill="F5F7F5"/>
-            <w:shd w:val="clear" w:fill="F5F7F5"/>
-          </w:tcPr>
-          <w:p>
-            <w:r/>
-            <w:r>
-              <w:rPr>
-                <w:rFonts w:ascii="Calibri" w:hAnsi="Calibri"/>
-                <w:b w:val="0"/>
-                <w:color w:val="2B2B2B"/>
-                <w:sz w:val="20"/>
-              </w:rPr>
-              <w:t>Objetivos (1 min)</w:t>
-            </w:r>
-          </w:p>
-        </w:tc>
-        <w:tc>
-          <w:tcPr>
-            <w:tcW w:type="dxa" w:w="3264"/>
-            <w:shd w:val="clear" w:fill="F5F7F5"/>
-            <w:shd w:val="clear" w:fill="F5F7F5"/>
-          </w:tcPr>
-          <w:p>
-            <w:r/>
-          </w:p>
-        </w:tc>
-        <w:tc>
-          <w:tcPr>
-            <w:tcW w:type="dxa" w:w="3264"/>
-            <w:shd w:val="clear" w:fill="F5F7F5"/>
-            <w:shd w:val="clear" w:fill="F5F7F5"/>
-          </w:tcPr>
-          <w:p>
-            <w:r/>
-          </w:p>
-        </w:tc>
-      </w:tr>
-      <w:tr>
-        <w:tc>
-          <w:tcPr>
-            <w:tcW w:type="dxa" w:w="3264"/>
-          </w:tcPr>
-          <w:p>
-            <w:r/>
-            <w:r>
-              <w:rPr>
-                <w:rFonts w:ascii="Calibri" w:hAnsi="Calibri"/>
-                <w:b w:val="0"/>
-                <w:color w:val="2B2B2B"/>
-                <w:sz w:val="20"/>
-              </w:rPr>
-              <w:t>Método (2-3 min)</w:t>
-            </w:r>
-          </w:p>
-        </w:tc>
-        <w:tc>
-          <w:tcPr>
-            <w:tcW w:type="dxa" w:w="3264"/>
-          </w:tcPr>
-          <w:p>
-            <w:r/>
-          </w:p>
-        </w:tc>
-        <w:tc>
-          <w:tcPr>
-            <w:tcW w:type="dxa" w:w="3264"/>
-          </w:tcPr>
-          <w:p>
-            <w:r/>
-          </w:p>
-        </w:tc>
-      </w:tr>
-      <w:tr>
-        <w:tc>
-          <w:tcPr>
-            <w:tcW w:type="dxa" w:w="3264"/>
-            <w:shd w:val="clear" w:fill="F5F7F5"/>
-            <w:shd w:val="clear" w:fill="F5F7F5"/>
-          </w:tcPr>
-          <w:p>
-            <w:r/>
-            <w:r>
-              <w:rPr>
-                <w:rFonts w:ascii="Calibri" w:hAnsi="Calibri"/>
-                <w:b w:val="0"/>
-                <w:color w:val="2B2B2B"/>
-                <w:sz w:val="20"/>
-              </w:rPr>
-              <w:t>Resultados (3 min)</w:t>
-            </w:r>
-          </w:p>
-        </w:tc>
-        <w:tc>
-          <w:tcPr>
-            <w:tcW w:type="dxa" w:w="3264"/>
-            <w:shd w:val="clear" w:fill="F5F7F5"/>
-            <w:shd w:val="clear" w:fill="F5F7F5"/>
-          </w:tcPr>
-          <w:p>
-            <w:r/>
-          </w:p>
-        </w:tc>
-        <w:tc>
-          <w:tcPr>
-            <w:tcW w:type="dxa" w:w="3264"/>
-            <w:shd w:val="clear" w:fill="F5F7F5"/>
-            <w:shd w:val="clear" w:fill="F5F7F5"/>
-          </w:tcPr>
-          <w:p>
-            <w:r/>
-          </w:p>
-        </w:tc>
-      </w:tr>
-      <w:tr>
-        <w:tc>
-          <w:tcPr>
-            <w:tcW w:type="dxa" w:w="3264"/>
-          </w:tcPr>
-          <w:p>
-            <w:r/>
-            <w:r>
-              <w:rPr>
-                <w:rFonts w:ascii="Calibri" w:hAnsi="Calibri"/>
-                <w:b w:val="0"/>
-                <w:color w:val="2B2B2B"/>
-                <w:sz w:val="20"/>
-              </w:rPr>
-              <w:t>Discusión y conclusión (2-3 min)</w:t>
-            </w:r>
-          </w:p>
-        </w:tc>
-        <w:tc>
-          <w:tcPr>
-            <w:tcW w:type="dxa" w:w="3264"/>
-          </w:tcPr>
-          <w:p>
-            <w:r/>
-          </w:p>
-        </w:tc>
-        <w:tc>
-          <w:tcPr>
-            <w:tcW w:type="dxa" w:w="3264"/>
-          </w:tcPr>
-          <w:p>
-            <w:r/>
-          </w:p>
-        </w:tc>
-      </w:tr>
-      <w:tr>
-        <w:tc>
-          <w:tcPr>
-            <w:tcW w:type="dxa" w:w="3264"/>
-            <w:shd w:val="clear" w:fill="F5F7F5"/>
-            <w:shd w:val="clear" w:fill="F5F7F5"/>
-          </w:tcPr>
-          <w:p>
-            <w:r/>
-            <w:r>
-              <w:rPr>
-                <w:rFonts w:ascii="Calibri" w:hAnsi="Calibri"/>
-                <w:b w:val="0"/>
-                <w:color w:val="2B2B2B"/>
-                <w:sz w:val="20"/>
-              </w:rPr>
-              <w:t>Aporte y cierre (1 min)</w:t>
-            </w:r>
-          </w:p>
-        </w:tc>
-        <w:tc>
-          <w:tcPr>
-            <w:tcW w:type="dxa" w:w="3264"/>
-            <w:shd w:val="clear" w:fill="F5F7F5"/>
-            <w:shd w:val="clear" w:fill="F5F7F5"/>
-          </w:tcPr>
-          <w:p>
-            <w:r/>
-          </w:p>
-        </w:tc>
-        <w:tc>
-          <w:tcPr>
-            <w:tcW w:type="dxa" w:w="3264"/>
-            <w:shd w:val="clear" w:fill="F5F7F5"/>
-            <w:shd w:val="clear" w:fill="F5F7F5"/>
-          </w:tcPr>
-          <w:p>
-            <w:r/>
-          </w:p>
-        </w:tc>
-      </w:tr>
-    </w:tbl>
-    <w:p/>
     <w:p>
       <w:r>
         <w:rPr>
@@ -745,6 +427,174 @@
       </w:r>
     </w:p>
     <w:p>
+      <w:r>
+        <w:rPr>
+          <w:rFonts w:ascii="Calibri" w:hAnsi="Calibri"/>
+          <w:b/>
+          <w:color w:val="2B2B2B"/>
+          <w:sz w:val="22"/>
+        </w:rPr>
+        <w:t>Problema y pregunta (2 min)</w:t>
+      </w:r>
+      <w:r>
+        <w:rPr>
+          <w:rFonts w:ascii="Calibri" w:hAnsi="Calibri"/>
+          <w:b w:val="0"/>
+          <w:color w:val="2B2B2B"/>
+          <w:sz w:val="22"/>
+        </w:rPr>
+        <w:t xml:space="preserve"> ✓ ~ ✗ · __________________________________________________________</w:t>
+      </w:r>
+    </w:p>
+    <w:p>
+      <w:r>
+        <w:rPr>
+          <w:rFonts w:ascii="Calibri" w:hAnsi="Calibri"/>
+          <w:b/>
+          <w:color w:val="2B2B2B"/>
+          <w:sz w:val="22"/>
+        </w:rPr>
+        <w:t>Objetivos (1 min)</w:t>
+      </w:r>
+      <w:r>
+        <w:rPr>
+          <w:rFonts w:ascii="Calibri" w:hAnsi="Calibri"/>
+          <w:b w:val="0"/>
+          <w:color w:val="2B2B2B"/>
+          <w:sz w:val="22"/>
+        </w:rPr>
+        <w:t xml:space="preserve"> ✓ ~ ✗ · ___________________________________________________________________</w:t>
+      </w:r>
+    </w:p>
+    <w:p>
+      <w:r>
+        <w:rPr>
+          <w:rFonts w:ascii="Calibri" w:hAnsi="Calibri"/>
+          <w:b/>
+          <w:color w:val="2B2B2B"/>
+          <w:sz w:val="22"/>
+        </w:rPr>
+        <w:t>Método (2-3 min)</w:t>
+      </w:r>
+      <w:r>
+        <w:rPr>
+          <w:rFonts w:ascii="Calibri" w:hAnsi="Calibri"/>
+          <w:b w:val="0"/>
+          <w:color w:val="2B2B2B"/>
+          <w:sz w:val="22"/>
+        </w:rPr>
+        <w:t xml:space="preserve"> ✓ ~ ✗ · ___________________________________________________________________</w:t>
+      </w:r>
+    </w:p>
+    <w:p>
+      <w:r>
+        <w:rPr>
+          <w:rFonts w:ascii="Calibri" w:hAnsi="Calibri"/>
+          <w:b/>
+          <w:color w:val="2B2B2B"/>
+          <w:sz w:val="22"/>
+        </w:rPr>
+        <w:t>Resultados (3 min)</w:t>
+      </w:r>
+      <w:r>
+        <w:rPr>
+          <w:rFonts w:ascii="Calibri" w:hAnsi="Calibri"/>
+          <w:b w:val="0"/>
+          <w:color w:val="2B2B2B"/>
+          <w:sz w:val="22"/>
+        </w:rPr>
+        <w:t xml:space="preserve"> ✓ ~ ✗ · __________________________________________________________________</w:t>
+      </w:r>
+    </w:p>
+    <w:p>
+      <w:r>
+        <w:rPr>
+          <w:rFonts w:ascii="Calibri" w:hAnsi="Calibri"/>
+          <w:b/>
+          <w:color w:val="2B2B2B"/>
+          <w:sz w:val="22"/>
+        </w:rPr>
+        <w:t>Discusión y conclusión (2-3 min)</w:t>
+      </w:r>
+      <w:r>
+        <w:rPr>
+          <w:rFonts w:ascii="Calibri" w:hAnsi="Calibri"/>
+          <w:b w:val="0"/>
+          <w:color w:val="2B2B2B"/>
+          <w:sz w:val="22"/>
+        </w:rPr>
+        <w:t xml:space="preserve"> ✓ ~ ✗ · _______________________________________________________</w:t>
+      </w:r>
+    </w:p>
+    <w:p>
+      <w:r>
+        <w:rPr>
+          <w:rFonts w:ascii="Calibri" w:hAnsi="Calibri"/>
+          <w:b/>
+          <w:color w:val="2B2B2B"/>
+          <w:sz w:val="22"/>
+        </w:rPr>
+        <w:t>Aporte y cierre (1 min)</w:t>
+      </w:r>
+      <w:r>
+        <w:rPr>
+          <w:rFonts w:ascii="Calibri" w:hAnsi="Calibri"/>
+          <w:b w:val="0"/>
+          <w:color w:val="2B2B2B"/>
+          <w:sz w:val="22"/>
+        </w:rPr>
+        <w:t xml:space="preserve"> ✓ ~ ✗ · _______________________________________________________________</w:t>
+      </w:r>
+    </w:p>
+    <w:p>
+      <w:r>
+        <w:rPr>
+          <w:rFonts w:ascii="Calibri" w:hAnsi="Calibri"/>
+          <w:b/>
+          <w:color w:val="2B2B2B"/>
+          <w:sz w:val="22"/>
+        </w:rPr>
+        <w:t>REQUISITOS PARA 4,6+ — marcarlos aquí, cuando ocurran</w:t>
+      </w:r>
+      <w:r>
+        <w:rPr>
+          <w:rFonts w:ascii="Calibri" w:hAnsi="Calibri"/>
+          <w:b w:val="0"/>
+          <w:color w:val="2B2B2B"/>
+          <w:sz w:val="22"/>
+        </w:rPr>
+        <w:t xml:space="preserve"> (§7 de la ficha; se cumplen durante la exposición, no al final)</w:t>
+      </w:r>
+    </w:p>
+    <w:p>
+      <w:pPr>
+        <w:pStyle w:val="ListBullet"/>
+      </w:pPr>
+      <w:r>
+        <w:rPr>
+          <w:rFonts w:ascii="Calibri" w:hAnsi="Calibri"/>
+          <w:b w:val="0"/>
+          <w:color w:val="2B2B2B"/>
+          <w:sz w:val="22"/>
+        </w:rPr>
+        <w:t>[ ] El chat respondiendo en vivo sobre la URL pública, con dato que venga de la base y con «no sé» ante una pregunta fuera de alcance</w:t>
+      </w:r>
+    </w:p>
+    <w:p>
+      <w:pPr>
+        <w:pStyle w:val="ListBullet"/>
+      </w:pPr>
+      <w:r>
+        <w:rPr>
+          <w:rFonts w:ascii="Calibri" w:hAnsi="Calibri"/>
+          <w:b w:val="0"/>
+          <w:color w:val="2B2B2B"/>
+          <w:sz w:val="22"/>
+        </w:rPr>
+        <w:t>[ ] Distinguir con precisión «impacto potencial» de «impacto medido», asumiendo sin defensas que el protocolo no se aplicó. Más que los tres respondan, cada uno de lo suyo</w:t>
+      </w:r>
+    </w:p>
+    <w:p>
       <w:pPr>
         <w:spacing w:before="200" w:after="60"/>
       </w:pPr>
@@ -756,6 +606,22 @@
           <w:sz w:val="32"/>
         </w:rPr>
         <w:t>B · CONDICIONALES (§6 de la ficha) — marcar oyendo; cada marca elige la pregunta</w:t>
+      </w:r>
+    </w:p>
+    <w:p>
+      <w:pPr>
+        <w:ind w:left="432"/>
+        <w:shd w:val="clear" w:fill="E8F5EC"/>
+      </w:pPr>
+      <w:r>
+        <w:rPr>
+          <w:rFonts w:ascii="Calibri" w:hAnsi="Calibri"/>
+          <w:b w:val="0"/>
+          <w:i/>
+          <w:color w:val="2B2B2B"/>
+          <w:sz w:val="21"/>
+        </w:rPr>
+        <w:t>Lo que va entre « » se lee tal cual. La página en negrita es la que sostiene la pregunta: si la respuesta la contradice, se anota abajo con esa página.</w:t>
       </w:r>
     </w:p>
     <w:p>
@@ -802,6 +668,20 @@
     </w:p>
     <w:p>
       <w:pPr>
+        <w:pStyle w:val="ListBullet2"/>
+      </w:pPr>
+      <w:r>
+        <w:rPr>
+          <w:rFonts w:ascii="Calibri" w:hAnsi="Calibri"/>
+          <w:b w:val="0"/>
+          <w:color w:val="2B2B2B"/>
+          <w:sz w:val="22"/>
+        </w:rPr>
+        <w:t>Preguntar así: «Están invitando a probarlo desde el teléfono en la diapositiva 16. ¿Podemos abrirlo ahora y hacer la tarea 1 del guion de la tabla 21: localizar las termales y decir a qué hora abren hoy?»</w:t>
+      </w:r>
+    </w:p>
+    <w:p>
+      <w:pPr>
         <w:pStyle w:val="ListBullet"/>
       </w:pPr>
       <w:r>
@@ -839,7 +719,81 @@
           <w:color w:val="2B2B2B"/>
           <w:sz w:val="22"/>
         </w:rPr>
-        <w:t>[ ] Si solo habló uno de los tres → repartir: uno el modelo de datos, otro el chat, otro el diagnóstico</w:t>
+        <w:t>[ ] Si afirmaron que la muestra valida el diagnóstico → recordarles su propia página 83 y preguntar qué cambiaría el diseño si hubieran entrevistado a diez hoteleros</w:t>
+      </w:r>
+    </w:p>
+    <w:p>
+      <w:pPr>
+        <w:pStyle w:val="ListBullet"/>
+      </w:pPr>
+      <w:r>
+        <w:rPr>
+          <w:rFonts w:ascii="Calibri" w:hAnsi="Calibri"/>
+          <w:b w:val="0"/>
+          <w:color w:val="2B2B2B"/>
+          <w:sz w:val="22"/>
+        </w:rPr>
+        <w:t>[ ] Si se pasaron del tiempo y saltaron los resultados o el producto → ir directo al objetivo 3</w:t>
+      </w:r>
+    </w:p>
+    <w:p>
+      <w:pPr>
+        <w:pStyle w:val="ListBullet2"/>
+      </w:pPr>
+      <w:r>
+        <w:rPr>
+          <w:rFonts w:ascii="Calibri" w:hAnsi="Calibri"/>
+          <w:b w:val="0"/>
+          <w:color w:val="2B2B2B"/>
+          <w:sz w:val="22"/>
+        </w:rPr>
+        <w:t>Preguntar así: «en 30 segundos, ¿qué de lo que prometió el objetivo 3 está hoy operando y qué no?»</w:t>
+      </w:r>
+    </w:p>
+    <w:p>
+      <w:pPr>
+        <w:pStyle w:val="ListBullet"/>
+      </w:pPr>
+      <w:r>
+        <w:rPr>
+          <w:rFonts w:ascii="Calibri" w:hAnsi="Calibri"/>
+          <w:b w:val="0"/>
+          <w:color w:val="2B2B2B"/>
+          <w:sz w:val="22"/>
+        </w:rPr>
+        <w:t xml:space="preserve">[ ] Si solo habló uno de los tres → repartir: uno el modelo de datos, otro el chat, otro el diagnóstico  </w:t>
+      </w:r>
+      <w:r>
+        <w:rPr>
+          <w:rFonts w:ascii="Calibri" w:hAnsi="Calibri"/>
+          <w:b/>
+          <w:color w:val="2B2B2B"/>
+          <w:sz w:val="22"/>
+        </w:rPr>
+        <w:t>(p. 73)</w:t>
+      </w:r>
+    </w:p>
+    <w:p>
+      <w:pPr>
+        <w:pStyle w:val="ListBullet"/>
+      </w:pPr>
+      <w:r>
+        <w:rPr>
+          <w:rFonts w:ascii="Calibri" w:hAnsi="Calibri"/>
+          <w:b w:val="0"/>
+          <w:color w:val="2B2B2B"/>
+          <w:sz w:val="22"/>
+        </w:rPr>
+        <w:t xml:space="preserve">[ ] Si el que responde lo técnico no es quien firmó la parte metodológica → pedir a otro integrante que explique por qué el estudio es cualitativo si las tablas 6 y 8 promedian escalas Likert  </w:t>
+      </w:r>
+      <w:r>
+        <w:rPr>
+          <w:rFonts w:ascii="Calibri" w:hAnsi="Calibri"/>
+          <w:b/>
+          <w:color w:val="2B2B2B"/>
+          <w:sz w:val="22"/>
+        </w:rPr>
+        <w:t>(p. 38)</w:t>
       </w:r>
     </w:p>
     <w:p>
@@ -854,6 +808,92 @@
           <w:sz w:val="22"/>
         </w:rPr>
         <w:t>[ ] Si leyeron las diapositivas palabra por palabra → cuenta contra claridad, no preguntar por ello</w:t>
+      </w:r>
+    </w:p>
+    <w:p>
+      <w:r>
+        <w:rPr>
+          <w:rFonts w:ascii="Calibri" w:hAnsi="Calibri"/>
+          <w:b/>
+          <w:color w:val="2B2B2B"/>
+          <w:sz w:val="22"/>
+        </w:rPr>
+        <w:t>RESPUESTAS A LOS CONDICIONALES Y A LA RESERVA</w:t>
+      </w:r>
+      <w:r>
+        <w:rPr>
+          <w:rFonts w:ascii="Calibri" w:hAnsi="Calibri"/>
+          <w:b w:val="0"/>
+          <w:color w:val="2B2B2B"/>
+          <w:sz w:val="22"/>
+        </w:rPr>
+        <w:t xml:space="preserve"> — número del condicional (o «R» si es de reserva) y lo que contestó, con cifras y nombres tal como los diga.</w:t>
+      </w:r>
+    </w:p>
+    <w:p>
+      <w:r>
+        <w:rPr>
+          <w:rFonts w:ascii="Calibri" w:hAnsi="Calibri"/>
+          <w:b w:val="0"/>
+          <w:color w:val="2B2B2B"/>
+          <w:sz w:val="22"/>
+        </w:rPr>
+        <w:t>____  ___________________________________________________________________________________</w:t>
+      </w:r>
+    </w:p>
+    <w:p>
+      <w:r>
+        <w:rPr>
+          <w:rFonts w:ascii="Calibri" w:hAnsi="Calibri"/>
+          <w:b w:val="0"/>
+          <w:color w:val="2B2B2B"/>
+          <w:sz w:val="22"/>
+        </w:rPr>
+        <w:t>____  ___________________________________________________________________________________</w:t>
+      </w:r>
+    </w:p>
+    <w:p>
+      <w:r>
+        <w:rPr>
+          <w:rFonts w:ascii="Calibri" w:hAnsi="Calibri"/>
+          <w:b w:val="0"/>
+          <w:color w:val="2B2B2B"/>
+          <w:sz w:val="22"/>
+        </w:rPr>
+        <w:t>____  ___________________________________________________________________________________</w:t>
+      </w:r>
+    </w:p>
+    <w:p>
+      <w:r>
+        <w:rPr>
+          <w:rFonts w:ascii="Calibri" w:hAnsi="Calibri"/>
+          <w:b w:val="0"/>
+          <w:color w:val="2B2B2B"/>
+          <w:sz w:val="22"/>
+        </w:rPr>
+        <w:t>____  ___________________________________________________________________________________</w:t>
+      </w:r>
+    </w:p>
+    <w:p>
+      <w:r>
+        <w:rPr>
+          <w:rFonts w:ascii="Calibri" w:hAnsi="Calibri"/>
+          <w:b w:val="0"/>
+          <w:color w:val="2B2B2B"/>
+          <w:sz w:val="22"/>
+        </w:rPr>
+        <w:t>____  ___________________________________________________________________________________</w:t>
+      </w:r>
+    </w:p>
+    <w:p>
+      <w:r>
+        <w:rPr>
+          <w:rFonts w:ascii="Calibri" w:hAnsi="Calibri"/>
+          <w:b w:val="0"/>
+          <w:color w:val="2B2B2B"/>
+          <w:sz w:val="22"/>
+        </w:rPr>
+        <w:t>____  ___________________________________________________________________________________</w:t>
       </w:r>
     </w:p>
     <w:p>
@@ -914,7 +954,7 @@
           <w:color w:val="111111"/>
           <w:sz w:val="21"/>
         </w:rPr>
-        <w:t>Frase textual: ______________________________________________________________________</w:t>
+        <w:t>Frase textual:</w:t>
       </w:r>
     </w:p>
     <w:p>
@@ -971,7 +1011,7 @@
           <w:color w:val="111111"/>
           <w:sz w:val="21"/>
         </w:rPr>
-        <w:t>Frase textual: ______________________________________________________________________</w:t>
+        <w:t>Frase textual:</w:t>
       </w:r>
     </w:p>
     <w:p>
@@ -1028,7 +1068,7 @@
           <w:color w:val="111111"/>
           <w:sz w:val="21"/>
         </w:rPr>
-        <w:t>Frase textual: ______________________________________________________________________</w:t>
+        <w:t>Frase textual:</w:t>
       </w:r>
     </w:p>
     <w:p>
@@ -1086,29 +1126,6 @@
           <w:color w:val="2B2B2B"/>
           <w:sz w:val="22"/>
         </w:rPr>
-        <w:t>Para 4,6+ hacen falta las dos cosas:</w:t>
-      </w:r>
-      <w:r>
-        <w:rPr>
-          <w:rFonts w:ascii="Calibri" w:hAnsi="Calibri"/>
-          <w:b w:val="0"/>
-          <w:color w:val="2B2B2B"/>
-          <w:sz w:val="22"/>
-        </w:rPr>
-        <w:t xml:space="preserve"> (a) el chat respondiendo en vivo sobre la URL pública, con dato que venga de la base y con «no sé» ante una pregunta fuera de alcance; (b) distinguir con precisión «impacto potencial» de «impacto medido», asumiendo sin defensas que el protocolo no se aplicó. Más que los tres respondan, cada uno de lo suyo.</w:t>
-      </w:r>
-    </w:p>
-    <w:p>
-      <w:pPr>
-        <w:pStyle w:val="ListBullet"/>
-      </w:pPr>
-      <w:r>
-        <w:rPr>
-          <w:rFonts w:ascii="Calibri" w:hAnsi="Calibri"/>
-          <w:b/>
-          <w:color w:val="2B2B2B"/>
-          <w:sz w:val="22"/>
-        </w:rPr>
         <w:t>Sin demostración en vivo del producto que ellos mismos invitan a probar, difícilmente pasa de 4,4.</w:t>
       </w:r>
     </w:p>
@@ -1132,320 +1149,147 @@
         <w:t xml:space="preserve"> 4,3 – 4,7. Mueve la aguja una sola cosa: que el chat y el perfil de empresario se vean funcionando.</w:t>
       </w:r>
     </w:p>
-    <w:tbl>
-      <w:tblPr>
-        <w:tblStyle w:val="TableGrid"/>
-        <w:tblW w:type="auto" w:w="0"/>
-        <w:tblLook w:firstColumn="1" w:firstRow="1" w:lastColumn="0" w:lastRow="0" w:noHBand="0" w:noVBand="1" w:val="04A0"/>
-      </w:tblPr>
-      <w:tblGrid>
-        <w:gridCol w:w="3264"/>
-        <w:gridCol w:w="3264"/>
-        <w:gridCol w:w="3264"/>
-      </w:tblGrid>
-      <w:tr>
-        <w:tc>
-          <w:tcPr>
-            <w:tcW w:type="dxa" w:w="3264"/>
-            <w:shd w:val="clear" w:fill="0C2340"/>
-            <w:shd w:val="clear" w:fill="0C2340"/>
-          </w:tcPr>
-          <w:p>
-            <w:r>
-              <w:rPr>
-                <w:rFonts w:ascii="Calibri" w:hAnsi="Calibri"/>
-                <w:b/>
-                <w:color w:val="FFFFFF"/>
-              </w:rPr>
-            </w:r>
-            <w:r>
-              <w:rPr>
-                <w:rFonts w:ascii="Calibri" w:hAnsi="Calibri"/>
-                <w:b/>
-                <w:color w:val="FFFFFF"/>
-                <w:sz w:val="21"/>
-              </w:rPr>
-              <w:t>Criterio</w:t>
-            </w:r>
-          </w:p>
-        </w:tc>
-        <w:tc>
-          <w:tcPr>
-            <w:tcW w:type="dxa" w:w="3264"/>
-            <w:shd w:val="clear" w:fill="0C2340"/>
-            <w:shd w:val="clear" w:fill="0C2340"/>
-          </w:tcPr>
-          <w:p>
-            <w:r>
-              <w:rPr>
-                <w:rFonts w:ascii="Calibri" w:hAnsi="Calibri"/>
-                <w:b/>
-                <w:color w:val="FFFFFF"/>
-              </w:rPr>
-            </w:r>
-            <w:r>
-              <w:rPr>
-                <w:rFonts w:ascii="Calibri" w:hAnsi="Calibri"/>
-                <w:b/>
-                <w:color w:val="FFFFFF"/>
-                <w:sz w:val="21"/>
-              </w:rPr>
-              <w:t>Rodear</w:t>
-            </w:r>
-          </w:p>
-        </w:tc>
-        <w:tc>
-          <w:tcPr>
-            <w:tcW w:type="dxa" w:w="3264"/>
-            <w:shd w:val="clear" w:fill="0C2340"/>
-            <w:shd w:val="clear" w:fill="0C2340"/>
-          </w:tcPr>
-          <w:p>
-            <w:r>
-              <w:rPr>
-                <w:rFonts w:ascii="Calibri" w:hAnsi="Calibri"/>
-                <w:b/>
-                <w:color w:val="FFFFFF"/>
-              </w:rPr>
-            </w:r>
-            <w:r>
-              <w:rPr>
-                <w:rFonts w:ascii="Calibri" w:hAnsi="Calibri"/>
-                <w:b/>
-                <w:color w:val="FFFFFF"/>
-                <w:sz w:val="21"/>
-              </w:rPr>
-              <w:t>Nota</w:t>
-            </w:r>
-          </w:p>
-        </w:tc>
-      </w:tr>
-      <w:tr>
-        <w:tc>
-          <w:tcPr>
-            <w:tcW w:type="dxa" w:w="3264"/>
-          </w:tcPr>
-          <w:p>
-            <w:r/>
-            <w:r>
-              <w:rPr>
-                <w:rFonts w:ascii="Calibri" w:hAnsi="Calibri"/>
-                <w:b w:val="0"/>
-                <w:color w:val="2B2B2B"/>
-                <w:sz w:val="20"/>
-              </w:rPr>
-              <w:t>Dominio del tema</w:t>
-            </w:r>
-          </w:p>
-        </w:tc>
-        <w:tc>
-          <w:tcPr>
-            <w:tcW w:type="dxa" w:w="3264"/>
-          </w:tcPr>
-          <w:p>
-            <w:r/>
-            <w:r>
-              <w:rPr>
-                <w:rFonts w:ascii="Calibri" w:hAnsi="Calibri"/>
-                <w:b w:val="0"/>
-                <w:color w:val="2B2B2B"/>
-                <w:sz w:val="20"/>
-              </w:rPr>
-              <w:t>0,1–2,9 · 3,0–3,5 · 3,6–4,5 · 4,6–5,0</w:t>
-            </w:r>
-          </w:p>
-        </w:tc>
-        <w:tc>
-          <w:tcPr>
-            <w:tcW w:type="dxa" w:w="3264"/>
-          </w:tcPr>
-          <w:p>
-            <w:r/>
-            <w:r>
-              <w:rPr>
-                <w:rFonts w:ascii="Calibri" w:hAnsi="Calibri"/>
-                <w:b w:val="0"/>
-                <w:color w:val="2B2B2B"/>
-                <w:sz w:val="20"/>
-              </w:rPr>
-              <w:t>____</w:t>
-            </w:r>
-          </w:p>
-        </w:tc>
-      </w:tr>
-      <w:tr>
-        <w:tc>
-          <w:tcPr>
-            <w:tcW w:type="dxa" w:w="3264"/>
-            <w:shd w:val="clear" w:fill="F5F7F5"/>
-            <w:shd w:val="clear" w:fill="F5F7F5"/>
-          </w:tcPr>
-          <w:p>
-            <w:r/>
-            <w:r>
-              <w:rPr>
-                <w:rFonts w:ascii="Calibri" w:hAnsi="Calibri"/>
-                <w:b w:val="0"/>
-                <w:color w:val="2B2B2B"/>
-                <w:sz w:val="20"/>
-              </w:rPr>
-              <w:t>Claridad</w:t>
-            </w:r>
-          </w:p>
-        </w:tc>
-        <w:tc>
-          <w:tcPr>
-            <w:tcW w:type="dxa" w:w="3264"/>
-            <w:shd w:val="clear" w:fill="F5F7F5"/>
-            <w:shd w:val="clear" w:fill="F5F7F5"/>
-          </w:tcPr>
-          <w:p>
-            <w:r/>
-            <w:r>
-              <w:rPr>
-                <w:rFonts w:ascii="Calibri" w:hAnsi="Calibri"/>
-                <w:b w:val="0"/>
-                <w:color w:val="2B2B2B"/>
-                <w:sz w:val="20"/>
-              </w:rPr>
-              <w:t>0,1–2,9 · 3,0–3,5 · 3,6–4,5 · 4,6–5,0</w:t>
-            </w:r>
-          </w:p>
-        </w:tc>
-        <w:tc>
-          <w:tcPr>
-            <w:tcW w:type="dxa" w:w="3264"/>
-            <w:shd w:val="clear" w:fill="F5F7F5"/>
-            <w:shd w:val="clear" w:fill="F5F7F5"/>
-          </w:tcPr>
-          <w:p>
-            <w:r/>
-            <w:r>
-              <w:rPr>
-                <w:rFonts w:ascii="Calibri" w:hAnsi="Calibri"/>
-                <w:b w:val="0"/>
-                <w:color w:val="2B2B2B"/>
-                <w:sz w:val="20"/>
-              </w:rPr>
-              <w:t>____</w:t>
-            </w:r>
-          </w:p>
-        </w:tc>
-      </w:tr>
-      <w:tr>
-        <w:tc>
-          <w:tcPr>
-            <w:tcW w:type="dxa" w:w="3264"/>
-          </w:tcPr>
-          <w:p>
-            <w:r/>
-            <w:r>
-              <w:rPr>
-                <w:rFonts w:ascii="Calibri" w:hAnsi="Calibri"/>
-                <w:b w:val="0"/>
-                <w:color w:val="2B2B2B"/>
-                <w:sz w:val="20"/>
-              </w:rPr>
-              <w:t>Coherencia del documento</w:t>
-            </w:r>
-          </w:p>
-        </w:tc>
-        <w:tc>
-          <w:tcPr>
-            <w:tcW w:type="dxa" w:w="3264"/>
-          </w:tcPr>
-          <w:p>
-            <w:r/>
-            <w:r>
-              <w:rPr>
-                <w:rFonts w:ascii="Calibri" w:hAnsi="Calibri"/>
-                <w:b w:val="0"/>
-                <w:color w:val="2B2B2B"/>
-                <w:sz w:val="20"/>
-              </w:rPr>
-              <w:t>0,1–2,9 · 3,0–3,5 · 3,6–4,5 · 4,6–5,0</w:t>
-            </w:r>
-          </w:p>
-        </w:tc>
-        <w:tc>
-          <w:tcPr>
-            <w:tcW w:type="dxa" w:w="3264"/>
-          </w:tcPr>
-          <w:p>
-            <w:r/>
-            <w:r>
-              <w:rPr>
-                <w:rFonts w:ascii="Calibri" w:hAnsi="Calibri"/>
-                <w:b w:val="0"/>
-                <w:color w:val="2B2B2B"/>
-                <w:sz w:val="20"/>
-              </w:rPr>
-              <w:t>____</w:t>
-            </w:r>
-          </w:p>
-        </w:tc>
-      </w:tr>
-      <w:tr>
-        <w:tc>
-          <w:tcPr>
-            <w:tcW w:type="dxa" w:w="3264"/>
-            <w:shd w:val="clear" w:fill="F5F7F5"/>
-            <w:shd w:val="clear" w:fill="F5F7F5"/>
-          </w:tcPr>
-          <w:p>
-            <w:r/>
-            <w:r>
-              <w:rPr>
-                <w:rFonts w:ascii="Calibri" w:hAnsi="Calibri"/>
-                <w:b w:val="0"/>
-                <w:color w:val="2B2B2B"/>
-                <w:sz w:val="20"/>
-              </w:rPr>
-              <w:t>Capacidad de defensa</w:t>
-            </w:r>
-          </w:p>
-        </w:tc>
-        <w:tc>
-          <w:tcPr>
-            <w:tcW w:type="dxa" w:w="3264"/>
-            <w:shd w:val="clear" w:fill="F5F7F5"/>
-            <w:shd w:val="clear" w:fill="F5F7F5"/>
-          </w:tcPr>
-          <w:p>
-            <w:r/>
-            <w:r>
-              <w:rPr>
-                <w:rFonts w:ascii="Calibri" w:hAnsi="Calibri"/>
-                <w:b w:val="0"/>
-                <w:color w:val="2B2B2B"/>
-                <w:sz w:val="20"/>
-              </w:rPr>
-              <w:t>0,1–2,9 · 3,0–3,5 · 3,6–4,5 · 4,6–5,0</w:t>
-            </w:r>
-          </w:p>
-        </w:tc>
-        <w:tc>
-          <w:tcPr>
-            <w:tcW w:type="dxa" w:w="3264"/>
-            <w:shd w:val="clear" w:fill="F5F7F5"/>
-            <w:shd w:val="clear" w:fill="F5F7F5"/>
-          </w:tcPr>
-          <w:p>
-            <w:r/>
-            <w:r>
-              <w:rPr>
-                <w:rFonts w:ascii="Calibri" w:hAnsi="Calibri"/>
-                <w:b w:val="0"/>
-                <w:color w:val="2B2B2B"/>
-                <w:sz w:val="20"/>
-              </w:rPr>
-              <w:t>____</w:t>
-            </w:r>
-          </w:p>
-        </w:tc>
-      </w:tr>
-    </w:tbl>
-    <w:p/>
+    <w:p>
+      <w:r>
+        <w:rPr>
+          <w:rFonts w:ascii="Calibri" w:hAnsi="Calibri"/>
+          <w:b/>
+          <w:color w:val="2B2B2B"/>
+          <w:sz w:val="22"/>
+        </w:rPr>
+        <w:t>Dominio del tema</w:t>
+      </w:r>
+      <w:r>
+        <w:rPr>
+          <w:rFonts w:ascii="Calibri" w:hAnsi="Calibri"/>
+          <w:b w:val="0"/>
+          <w:color w:val="2B2B2B"/>
+          <w:sz w:val="22"/>
+        </w:rPr>
+        <w:t xml:space="preserve"> — rodear:   0,1–2,9   ·   3,0–3,5   ·   3,6–4,5   ·   4,6–5,0   →   nota  ______</w:t>
+      </w:r>
+    </w:p>
+    <w:p>
+      <w:r>
+        <w:rPr>
+          <w:rFonts w:ascii="Calibri" w:hAnsi="Calibri"/>
+          <w:b/>
+          <w:color w:val="2B2B2B"/>
+          <w:sz w:val="22"/>
+        </w:rPr>
+        <w:t>Claridad</w:t>
+      </w:r>
+      <w:r>
+        <w:rPr>
+          <w:rFonts w:ascii="Calibri" w:hAnsi="Calibri"/>
+          <w:b w:val="0"/>
+          <w:color w:val="2B2B2B"/>
+          <w:sz w:val="22"/>
+        </w:rPr>
+        <w:t xml:space="preserve"> — rodear:   0,1–2,9   ·   3,0–3,5   ·   3,6–4,5   ·   4,6–5,0   →   nota  ______</w:t>
+      </w:r>
+    </w:p>
+    <w:p>
+      <w:r>
+        <w:rPr>
+          <w:rFonts w:ascii="Calibri" w:hAnsi="Calibri"/>
+          <w:b/>
+          <w:color w:val="2B2B2B"/>
+          <w:sz w:val="22"/>
+        </w:rPr>
+        <w:t>Coherencia del documento</w:t>
+      </w:r>
+      <w:r>
+        <w:rPr>
+          <w:rFonts w:ascii="Calibri" w:hAnsi="Calibri"/>
+          <w:b w:val="0"/>
+          <w:color w:val="2B2B2B"/>
+          <w:sz w:val="22"/>
+        </w:rPr>
+        <w:t xml:space="preserve"> — rodear:   0,1–2,9   ·   3,0–3,5   ·   3,6–4,5   ·   4,6–5,0   →   nota  ______</w:t>
+      </w:r>
+    </w:p>
+    <w:p>
+      <w:r>
+        <w:rPr>
+          <w:rFonts w:ascii="Calibri" w:hAnsi="Calibri"/>
+          <w:b/>
+          <w:color w:val="2B2B2B"/>
+          <w:sz w:val="22"/>
+        </w:rPr>
+        <w:t>Capacidad de defensa</w:t>
+      </w:r>
+      <w:r>
+        <w:rPr>
+          <w:rFonts w:ascii="Calibri" w:hAnsi="Calibri"/>
+          <w:b w:val="0"/>
+          <w:color w:val="2B2B2B"/>
+          <w:sz w:val="22"/>
+        </w:rPr>
+        <w:t xml:space="preserve"> — rodear:   0,1–2,9   ·   3,0–3,5   ·   3,6–4,5   ·   4,6–5,0   →   nota  ______</w:t>
+      </w:r>
+    </w:p>
+    <w:p>
+      <w:pPr>
+        <w:spacing w:before="200" w:after="60"/>
+      </w:pPr>
+      <w:r>
+        <w:rPr>
+          <w:rFonts w:ascii="Calibri" w:hAnsi="Calibri"/>
+          <w:b/>
+          <w:color w:val="007433"/>
+          <w:sz w:val="32"/>
+        </w:rPr>
+        <w:t>NOTA QUE REPORTO A LA MODERADORA:  __________</w:t>
+      </w:r>
+    </w:p>
+    <w:p>
+      <w:r>
+        <w:rPr>
+          <w:rFonts w:ascii="Calibri" w:hAnsi="Calibri"/>
+          <w:b w:val="0"/>
+          <w:color w:val="2B2B2B"/>
+          <w:sz w:val="22"/>
+        </w:rPr>
+        <w:t xml:space="preserve">Es </w:t>
+      </w:r>
+      <w:r>
+        <w:rPr>
+          <w:rFonts w:ascii="Calibri" w:hAnsi="Calibri"/>
+          <w:b/>
+          <w:color w:val="2B2B2B"/>
+          <w:sz w:val="22"/>
+        </w:rPr>
+        <w:t>una sola</w:t>
+      </w:r>
+      <w:r>
+        <w:rPr>
+          <w:rFonts w:ascii="Calibri" w:hAnsi="Calibri"/>
+          <w:b w:val="0"/>
+          <w:color w:val="2B2B2B"/>
+          <w:sz w:val="22"/>
+        </w:rPr>
+        <w:t xml:space="preserve"> nota, y es la única que queda en el acta. Regla: promedio simple de los cuatro criterios de arriba — el instructivo </w:t>
+      </w:r>
+      <w:r>
+        <w:rPr>
+          <w:rFonts w:ascii="Calibri" w:hAnsi="Calibri"/>
+          <w:b/>
+          <w:color w:val="2B2B2B"/>
+          <w:sz w:val="22"/>
+        </w:rPr>
+        <w:t>no publica ponderación entre ellos</w:t>
+      </w:r>
+      <w:r>
+        <w:rPr>
+          <w:rFonts w:ascii="Calibri" w:hAnsi="Calibri"/>
+          <w:b w:val="0"/>
+          <w:color w:val="2B2B2B"/>
+          <w:sz w:val="22"/>
+        </w:rPr>
+        <w:t xml:space="preserve"> (la de la p. 22, con pesos, califica otros seis criterios del informe escrito). Si la moderadora pide criterio por criterio, se leen los cuatro de arriba.</w:t>
+      </w:r>
+    </w:p>
     <w:p>
       <w:r>
         <w:rPr>
@@ -1468,7 +1312,7 @@
           <w:color w:val="2B2B2B"/>
           <w:sz w:val="22"/>
         </w:rPr>
-        <w:t>______________________________________________________________________________</w:t>
+        <w:t>______________________________________________________________________________________</w:t>
       </w:r>
     </w:p>
     <w:p>
@@ -1482,7 +1326,7 @@
           <w:color w:val="2B2B2B"/>
           <w:sz w:val="22"/>
         </w:rPr>
-        <w:t>______________________________________________________________________________</w:t>
+        <w:t>______________________________________________________________________________________</w:t>
       </w:r>
     </w:p>
     <w:p>
@@ -1496,7 +1340,7 @@
           <w:color w:val="2B2B2B"/>
           <w:sz w:val="22"/>
         </w:rPr>
-        <w:t>______________________________________________________________________________</w:t>
+        <w:t>______________________________________________________________________________________</w:t>
       </w:r>
     </w:p>
     <w:p>
@@ -1534,7 +1378,7 @@
           <w:color w:val="2B2B2B"/>
           <w:sz w:val="22"/>
         </w:rPr>
-        <w:t>Un 4,4 en un solo criterio bloquea la meritoria del grupo:</w:t>
+        <w:t>Meritoria</w:t>
       </w:r>
       <w:r>
         <w:rPr>
@@ -1543,7 +1387,43 @@
           <w:color w:val="2B2B2B"/>
           <w:sz w:val="22"/>
         </w:rPr>
-        <w:t xml:space="preserve"> si bajo de 4,5, tengo que poder decir la página.</w:t>
+        <w:t xml:space="preserve"> (instructivo p. 11): promedio de jurados ≥ 4,6 y &lt; 5,0, </w:t>
+      </w:r>
+      <w:r>
+        <w:rPr>
+          <w:rFonts w:ascii="Calibri" w:hAnsi="Calibri"/>
+          <w:b/>
+          <w:color w:val="2B2B2B"/>
+          <w:sz w:val="22"/>
+        </w:rPr>
+        <w:t>ninguna nota de jurado</w:t>
+      </w:r>
+      <w:r>
+        <w:rPr>
+          <w:rFonts w:ascii="Calibri" w:hAnsi="Calibri"/>
+          <w:b w:val="0"/>
+          <w:color w:val="2B2B2B"/>
+          <w:sz w:val="22"/>
+        </w:rPr>
+        <w:t xml:space="preserve"> inferior a 4,5, y la pide al menos un jurado. Los cuatro criterios de arriba son </w:t>
+      </w:r>
+      <w:r>
+        <w:rPr>
+          <w:rFonts w:ascii="Calibri" w:hAnsi="Calibri"/>
+          <w:b/>
+          <w:color w:val="2B2B2B"/>
+          <w:sz w:val="22"/>
+        </w:rPr>
+        <w:t>mi retícula interna</w:t>
+      </w:r>
+      <w:r>
+        <w:rPr>
+          <w:rFonts w:ascii="Calibri" w:hAnsi="Calibri"/>
+          <w:b w:val="0"/>
+          <w:color w:val="2B2B2B"/>
+          <w:sz w:val="22"/>
+        </w:rPr>
+        <w:t>, no notas que se reporten: si la que baja de 4,5 es mi nota única, tengo que poder decir la página.</w:t>
       </w:r>
     </w:p>
     <w:p>

--- a/Especializacion/Evaluaciones/2026-2/Fichas de evaluacion/02 - G-002 - Plataforma turistica PWA Rivera Huila/2 - Hoja de respuestas.docx
+++ b/Especializacion/Evaluaciones/2026-2/Fichas de evaluacion/02 - G-002 - Plataforma turistica PWA Rivera Huila/2 - Hoja de respuestas.docx
@@ -563,7 +563,7 @@
           <w:color w:val="2B2B2B"/>
           <w:sz w:val="22"/>
         </w:rPr>
-        <w:t xml:space="preserve"> (§7 de la ficha; se cumplen durante la exposición, no al final)</w:t>
+        <w:t xml:space="preserve"> (§8 de la ficha; se cumplen durante la exposición, no al final)</w:t>
       </w:r>
     </w:p>
     <w:p>
@@ -605,7 +605,7 @@
           <w:color w:val="007433"/>
           <w:sz w:val="32"/>
         </w:rPr>
-        <w:t>B · CONDICIONALES (§6 de la ficha) — marcar oyendo; cada marca elige la pregunta</w:t>
+        <w:t>B · CONDICIONALES (§7 de la ficha) — marcar oyendo; cada marca elige la pregunta</w:t>
       </w:r>
     </w:p>
     <w:p>
@@ -649,7 +649,16 @@
           <w:color w:val="2B2B2B"/>
           <w:sz w:val="22"/>
         </w:rPr>
-        <w:t>[ ] Si NO mostraron el chat o solo lo mencionaron → P1 completa, incluida la fecha de puesta en producción</w:t>
+        <w:t xml:space="preserve">[ ] Si NO mostraron el chat o solo lo mencionaron → P1 completa: compartir pantalla y hacer la tarea 1 de la Tabla 21 (folio 79). </w:t>
+      </w:r>
+      <w:r>
+        <w:rPr>
+          <w:rFonts w:ascii="Calibri" w:hAnsi="Calibri"/>
+          <w:b/>
+          <w:color w:val="2B2B2B"/>
+          <w:sz w:val="22"/>
+        </w:rPr>
+        <w:t>El documento no da fecha de despliegue: no pedirla como si constara</w:t>
       </w:r>
     </w:p>
     <w:p>
@@ -918,7 +927,7 @@
           <w:color w:val="2B2B2B"/>
           <w:sz w:val="22"/>
         </w:rPr>
-        <w:t>Pregunta 1 — Estado real del chat: ¿fase siguiente o en producción?</w:t>
+        <w:t>Pregunta 1 — El chat sin fila de prueba: demostrarlo en vivo</w:t>
       </w:r>
     </w:p>
     <w:p>
@@ -934,7 +943,7 @@
           <w:color w:val="2B2B2B"/>
           <w:sz w:val="21"/>
         </w:rPr>
-        <w:t>«El documento dice, al cerrar el apartado 8.6 —folio 68, página 70 del PDF—, que el módulo de chat se contempla como la siguiente fase de desarrollo, y al cerrar el 8.7 —folio 71, página 73 del PDF— que ya opera sobre el entorno productivo. ¿Cuál de las dos es el estado a hoy? Y si está operando, hágale en vivo una pregunta que esté fuera de alcance, para ver la respuesta que ustedes describen en el folio 69.»</w:t>
+        <w:t>«El capítulo de pruebas mide la latencia de cuatro servicios REST y la Tabla 17, folios 74 y 75, trae filas de catálogo, autenticación, favoritos, comentarios, agenda y publicación: ninguna del chat inteligente. La Tabla 20, folio 77, le asigna como evidencia la Tabla 15 y la Figura 18, que son diseño. Compartan pantalla en riveraturismohuila.com y háganle al asistente la tarea 1 de su Tabla 21, folio 79: a qué hora abren hoy las termales. Si no está en ejecución, díganlo con esas palabras.»</w:t>
       </w:r>
     </w:p>
     <w:p>
@@ -975,7 +984,7 @@
           <w:color w:val="2B2B2B"/>
           <w:sz w:val="22"/>
         </w:rPr>
-        <w:t>Pregunta 2 — Objetivo 4: ¿instrumento diseñado o aplicado?</w:t>
+        <w:t>Pregunta 2 — De qué ítem del instrumento salió el 4,7 de emprendimientos</w:t>
       </w:r>
     </w:p>
     <w:p>
@@ -991,7 +1000,7 @@
           <w:color w:val="2B2B2B"/>
           <w:sz w:val="21"/>
         </w:rPr>
-        <w:t>«El objetivo 4 es evaluar el impacto potencial. Ustedes diseñaron el protocolo de usabilidad de las tablas 21 a 23, pero la columna “Valor obtenido” de la tabla 23 está vacía. ¿Consideran el objetivo cumplido con el diseño del instrumento, y qué impidió aplicarlo si el prototipo estaba en producción desde julio?»</w:t>
+        <w:t>«Su Tabla 8, folio 43, reporta cinco promedios de impacto —visibilidad 5,0, emprendimientos 4,7, flujo 4,3— y su diapositiva 7 los rotula como escala Likert de 1 a 5 con n igual a tres. La ficha técnica del folio 34 sí declara una Likert de cinco niveles, pero ninguna de las 15 preguntas de los folios 35 y 36 es un ítem escalado. Nómbrenme el ítem del que salió el 4,7 de emprendimientos. Si ese promedio no viene de un ítem, díganlo con esas palabras.»</w:t>
       </w:r>
     </w:p>
     <w:p>
@@ -1032,7 +1041,7 @@
           <w:color w:val="2B2B2B"/>
           <w:sz w:val="22"/>
         </w:rPr>
-        <w:t>Pregunta 3 — Empresarios publicando y flujo de moderación</w:t>
+        <w:t>Pregunta 3 — Empresario: la evidencia remitida a un anexo que no existe</w:t>
       </w:r>
     </w:p>
     <w:p>
@@ -1048,7 +1057,7 @@
           <w:color w:val="2B2B2B"/>
           <w:sz w:val="21"/>
         </w:rPr>
-        <w:t>«El objetivo general habla de fortalecer los emprendimientos productivos, y la tabla 18 registra las pruebas de los perfiles empresario, editor y administrador como “por anexar la captura”. ¿Cuántos empresarios de Rivera tienen hoy una publicación creada por ellos mismos en la plataforma y qué pasó cuando pasó por el flujo de moderación de la Secretaría?»</w:t>
+        <w:t>«El folio 71 dice que las funcionalidades de empresario, editor y administrador están disponibles y que su evidencia se detalla en el capítulo siguiente. En ese capítulo, la Tabla 18, folio 75, marca las filas autenticadas como por anexar la captura, y el folio 74 remite esa evidencia a un anexo separado que no está en el documento ni en el índice. Compartan pantalla, inicien sesión como empresario y creen una publicación. Si esa evidencia no existe todavía, díganlo con esas palabras.»</w:t>
       </w:r>
     </w:p>
     <w:p>
@@ -1089,7 +1098,7 @@
           <w:color w:val="2B2B2B"/>
           <w:sz w:val="22"/>
         </w:rPr>
-        <w:t>Reserva (solo si sobra tiempo):</w:t>
+        <w:t>Reserva (solo si sobra tiempo; banco completo en la §6 de la ficha):</w:t>
       </w:r>
       <w:r>
         <w:rPr>
@@ -1098,7 +1107,7 @@
           <w:color w:val="2B2B2B"/>
           <w:sz w:val="22"/>
         </w:rPr>
-        <w:t xml:space="preserve"> arquitectura de la PWA y quién la sostiene · muestra del diagnóstico y su alcance · qué queda de la plataforma cuando cambie la administración municipal</w:t>
+        <w:t xml:space="preserve"> R4 el 26 % con tres entrevistados (Tabla 7, folio 42) · R5 el 5,0 del catálogo sin pregunta que lo produzca (Tabla 6, folio 40) · R7 cuántas publicaciones hay hoy en producción (folio 63) · R8 cuántos roles, al que no ha hablado (folios 47 y 60) · R9 proveedor y costo mensual del modelo (Tabla 10, folios 46-47) · R12 abrir la agenda y mostrar un evento con su fecha (diap. 13 vs Tabla 17, folio 74)</w:t>
       </w:r>
     </w:p>
     <w:p>
@@ -1137,7 +1146,7 @@
           <w:color w:val="2B2B2B"/>
           <w:sz w:val="22"/>
         </w:rPr>
-        <w:t>Partida antes de oír (§7 de la ficha):</w:t>
+        <w:t>Partida antes de oír (§8 de la ficha):</w:t>
       </w:r>
       <w:r>
         <w:rPr>
@@ -1444,6 +1453,297 @@
           <w:sz w:val="22"/>
         </w:rPr>
         <w:t xml:space="preserve"> ✓ lo dijo · ✗ no lo dijo · ~ ambiguo · ! contradice el documento (p. __) · ☐ verificar después</w:t>
+      </w:r>
+    </w:p>
+    <w:p>
+      <w:pPr>
+        <w:spacing w:before="200" w:after="60"/>
+      </w:pPr>
+      <w:r>
+        <w:rPr>
+          <w:rFonts w:ascii="Calibri" w:hAnsi="Calibri"/>
+          <w:b/>
+          <w:color w:val="007433"/>
+          <w:sz w:val="32"/>
+        </w:rPr>
+        <w:t>E · FORMULARIO OFICIAL DEL JURADO — 5 criterios, escala 1–5</w:t>
+      </w:r>
+    </w:p>
+    <w:p>
+      <w:r>
+        <w:rPr>
+          <w:rFonts w:ascii="Calibri" w:hAnsi="Calibri"/>
+          <w:b w:val="0"/>
+          <w:color w:val="2B2B2B"/>
+          <w:sz w:val="22"/>
+        </w:rPr>
+        <w:t xml:space="preserve">Instrumento </w:t>
+      </w:r>
+      <w:r>
+        <w:rPr>
+          <w:rFonts w:ascii="Calibri" w:hAnsi="Calibri"/>
+          <w:b/>
+          <w:color w:val="2B2B2B"/>
+          <w:sz w:val="22"/>
+        </w:rPr>
+        <w:t>distinto</w:t>
+      </w:r>
+      <w:r>
+        <w:rPr>
+          <w:rFonts w:ascii="Calibri" w:hAnsi="Calibri"/>
+          <w:b w:val="0"/>
+          <w:color w:val="2B2B2B"/>
+          <w:sz w:val="22"/>
+        </w:rPr>
+        <w:t xml:space="preserve"> de los cuatro criterios de la §D: aquellos dan la </w:t>
+      </w:r>
+      <w:r>
+        <w:rPr>
+          <w:rFonts w:ascii="Calibri" w:hAnsi="Calibri"/>
+          <w:b/>
+          <w:color w:val="2B2B2B"/>
+          <w:sz w:val="22"/>
+        </w:rPr>
+        <w:t>nota del acta</w:t>
+      </w:r>
+      <w:r>
+        <w:rPr>
+          <w:rFonts w:ascii="Calibri" w:hAnsi="Calibri"/>
+          <w:b w:val="0"/>
+          <w:color w:val="2B2B2B"/>
+          <w:sz w:val="22"/>
+        </w:rPr>
+        <w:t xml:space="preserve">, estos cinco van al formulario de la Dirección y </w:t>
+      </w:r>
+      <w:r>
+        <w:rPr>
+          <w:rFonts w:ascii="Calibri" w:hAnsi="Calibri"/>
+          <w:b/>
+          <w:color w:val="2B2B2B"/>
+          <w:sz w:val="22"/>
+        </w:rPr>
+        <w:t>no son notas</w:t>
+      </w:r>
+      <w:r>
+        <w:rPr>
+          <w:rFonts w:ascii="Calibri" w:hAnsi="Calibri"/>
+          <w:b w:val="0"/>
+          <w:color w:val="2B2B2B"/>
+          <w:sz w:val="22"/>
+        </w:rPr>
+        <w:t xml:space="preserve">. Las cinco se responden con el documento, así que vienen </w:t>
+      </w:r>
+      <w:r>
+        <w:rPr>
+          <w:rFonts w:ascii="Calibri" w:hAnsi="Calibri"/>
+          <w:b/>
+          <w:color w:val="2B2B2B"/>
+          <w:sz w:val="22"/>
+        </w:rPr>
+        <w:t>precargadas</w:t>
+      </w:r>
+      <w:r>
+        <w:rPr>
+          <w:rFonts w:ascii="Calibri" w:hAnsi="Calibri"/>
+          <w:b w:val="0"/>
+          <w:color w:val="2B2B2B"/>
+          <w:sz w:val="22"/>
+        </w:rPr>
+        <w:t xml:space="preserve"> desde la §8.1 de la ficha, que trae la página que sostiene cada casilla. En sala solo se confirma; si la sustentación cambia una, se tacha y se rodea otra.</w:t>
+      </w:r>
+    </w:p>
+    <w:p>
+      <w:r>
+        <w:rPr>
+          <w:rFonts w:ascii="Calibri" w:hAnsi="Calibri"/>
+          <w:b/>
+          <w:color w:val="2B2B2B"/>
+          <w:sz w:val="22"/>
+        </w:rPr>
+        <w:t>1. Problemática y objetivos</w:t>
+      </w:r>
+      <w:r>
+        <w:rPr>
+          <w:rFonts w:ascii="Calibri" w:hAnsi="Calibri"/>
+          <w:b w:val="0"/>
+          <w:color w:val="2B2B2B"/>
+          <w:sz w:val="22"/>
+        </w:rPr>
+        <w:t xml:space="preserve"> — rodear:   1   ·   2   ·   3   ·   4   ·   5   →   precargado </w:t>
+      </w:r>
+      <w:r>
+        <w:rPr>
+          <w:rFonts w:ascii="Calibri" w:hAnsi="Calibri"/>
+          <w:b/>
+          <w:color w:val="2B2B2B"/>
+          <w:sz w:val="22"/>
+        </w:rPr>
+        <w:t>4</w:t>
+      </w:r>
+    </w:p>
+    <w:p>
+      <w:r>
+        <w:rPr>
+          <w:rFonts w:ascii="Calibri" w:hAnsi="Calibri"/>
+          <w:b/>
+          <w:color w:val="2B2B2B"/>
+          <w:sz w:val="22"/>
+        </w:rPr>
+        <w:t>2. Marco teórico y referentes</w:t>
+      </w:r>
+      <w:r>
+        <w:rPr>
+          <w:rFonts w:ascii="Calibri" w:hAnsi="Calibri"/>
+          <w:b w:val="0"/>
+          <w:color w:val="2B2B2B"/>
+          <w:sz w:val="22"/>
+        </w:rPr>
+        <w:t xml:space="preserve"> — rodear:   1   ·   2   ·   3   ·   4   ·   5   →   precargado </w:t>
+      </w:r>
+      <w:r>
+        <w:rPr>
+          <w:rFonts w:ascii="Calibri" w:hAnsi="Calibri"/>
+          <w:b/>
+          <w:color w:val="2B2B2B"/>
+          <w:sz w:val="22"/>
+        </w:rPr>
+        <w:t>2</w:t>
+      </w:r>
+    </w:p>
+    <w:p>
+      <w:r>
+        <w:rPr>
+          <w:rFonts w:ascii="Calibri" w:hAnsi="Calibri"/>
+          <w:b/>
+          <w:color w:val="2B2B2B"/>
+          <w:sz w:val="22"/>
+        </w:rPr>
+        <w:t>3. Metodología, muestra y diseño</w:t>
+      </w:r>
+      <w:r>
+        <w:rPr>
+          <w:rFonts w:ascii="Calibri" w:hAnsi="Calibri"/>
+          <w:b w:val="0"/>
+          <w:color w:val="2B2B2B"/>
+          <w:sz w:val="22"/>
+        </w:rPr>
+        <w:t xml:space="preserve"> — rodear:   1   ·   2   ·   3   ·   4   ·   5   →   precargado </w:t>
+      </w:r>
+      <w:r>
+        <w:rPr>
+          <w:rFonts w:ascii="Calibri" w:hAnsi="Calibri"/>
+          <w:b/>
+          <w:color w:val="2B2B2B"/>
+          <w:sz w:val="22"/>
+        </w:rPr>
+        <w:t>3</w:t>
+      </w:r>
+    </w:p>
+    <w:p>
+      <w:r>
+        <w:rPr>
+          <w:rFonts w:ascii="Calibri" w:hAnsi="Calibri"/>
+          <w:b/>
+          <w:color w:val="2B2B2B"/>
+          <w:sz w:val="22"/>
+        </w:rPr>
+        <w:t>4. Resultados y conclusiones</w:t>
+      </w:r>
+      <w:r>
+        <w:rPr>
+          <w:rFonts w:ascii="Calibri" w:hAnsi="Calibri"/>
+          <w:b w:val="0"/>
+          <w:color w:val="2B2B2B"/>
+          <w:sz w:val="22"/>
+        </w:rPr>
+        <w:t xml:space="preserve"> — rodear:   1   ·   2   ·   3   ·   4   ·   5   →   precargado </w:t>
+      </w:r>
+      <w:r>
+        <w:rPr>
+          <w:rFonts w:ascii="Calibri" w:hAnsi="Calibri"/>
+          <w:b/>
+          <w:color w:val="2B2B2B"/>
+          <w:sz w:val="22"/>
+        </w:rPr>
+        <w:t>3</w:t>
+      </w:r>
+    </w:p>
+    <w:p>
+      <w:r>
+        <w:rPr>
+          <w:rFonts w:ascii="Calibri" w:hAnsi="Calibri"/>
+          <w:b/>
+          <w:color w:val="2B2B2B"/>
+          <w:sz w:val="22"/>
+        </w:rPr>
+        <w:t>5. Pertinencia disciplinar</w:t>
+      </w:r>
+      <w:r>
+        <w:rPr>
+          <w:rFonts w:ascii="Calibri" w:hAnsi="Calibri"/>
+          <w:b w:val="0"/>
+          <w:color w:val="2B2B2B"/>
+          <w:sz w:val="22"/>
+        </w:rPr>
+        <w:t xml:space="preserve"> — rodear:   1   ·   2   ·   3   ·   4   ·   5   →   precargado </w:t>
+      </w:r>
+      <w:r>
+        <w:rPr>
+          <w:rFonts w:ascii="Calibri" w:hAnsi="Calibri"/>
+          <w:b/>
+          <w:color w:val="2B2B2B"/>
+          <w:sz w:val="22"/>
+        </w:rPr>
+        <w:t>4</w:t>
+      </w:r>
+    </w:p>
+    <w:p>
+      <w:r>
+        <w:rPr>
+          <w:rFonts w:ascii="Calibri" w:hAnsi="Calibri"/>
+          <w:b/>
+          <w:color w:val="2B2B2B"/>
+          <w:sz w:val="22"/>
+        </w:rPr>
+        <w:t>Suma:  ______ / 25</w:t>
+      </w:r>
+      <w:r>
+        <w:rPr>
+          <w:rFonts w:ascii="Calibri" w:hAnsi="Calibri"/>
+          <w:b w:val="0"/>
+          <w:color w:val="2B2B2B"/>
+          <w:sz w:val="22"/>
+        </w:rPr>
+        <w:t xml:space="preserve">   ·   precargada: </w:t>
+      </w:r>
+      <w:r>
+        <w:rPr>
+          <w:rFonts w:ascii="Calibri" w:hAnsi="Calibri"/>
+          <w:b/>
+          <w:color w:val="2B2B2B"/>
+          <w:sz w:val="22"/>
+        </w:rPr>
+        <w:t>16 / 25</w:t>
+      </w:r>
+    </w:p>
+    <w:p>
+      <w:r>
+        <w:rPr>
+          <w:rFonts w:ascii="Calibri" w:hAnsi="Calibri"/>
+          <w:b/>
+          <w:color w:val="2B2B2B"/>
+          <w:sz w:val="22"/>
+        </w:rPr>
+        <w:t>Si cambio una casilla, la razón en una línea</w:t>
+      </w:r>
+      <w:r>
+        <w:rPr>
+          <w:rFonts w:ascii="Calibri" w:hAnsi="Calibri"/>
+          <w:b w:val="0"/>
+          <w:color w:val="2B2B2B"/>
+          <w:sz w:val="22"/>
+        </w:rPr>
+        <w:t xml:space="preserve"> (la §8.1 trae el sustento del precargado):   ______________________________________________________</w:t>
       </w:r>
     </w:p>
     <w:sectPr>
